--- a/reports/day-29-report.docx
+++ b/reports/day-29-report.docx
@@ -1501,14 +1501,14 @@
           <w:bCs/>
           <w:i/>
         </w:rPr>
-        <w:t>11/</w:t>
+        <w:t xml:space="preserve">11/08/2026</w:t>
       </w:r>
       <w:r>
         <w:rPr>
           <w:bCs/>
           <w:i/>
         </w:rPr>
-        <w:t>08//2026</w:t>
+        <w:t xml:space="preserve"/>
       </w:r>
     </w:p>
     <w:p>
@@ -4750,7 +4750,7 @@
                 <w:sz w:val="20"/>
                 <w:szCs w:val="20"/>
               </w:rPr>
-              <w:t xml:space="preserve"> semantic HTML development, and website architecture for the Savory House Restaurant Website.</w:t>
+              <w:t xml:space="preserve">Semantic HTML development and website architecture for the Savory House restaurant website.</w:t>
             </w:r>
           </w:p>
         </w:tc>
@@ -4849,21 +4849,21 @@
                 <w:sz w:val="20"/>
                 <w:szCs w:val="20"/>
               </w:rPr>
-              <w:t>Continued building the homepage by creating the Hero section</w:t>
-            </w:r>
-            <w:r>
-              <w:rPr>
-                <w:sz w:val="20"/>
-                <w:szCs w:val="20"/>
-              </w:rPr>
-              <w:t xml:space="preserve"> </w:t>
-            </w:r>
-            <w:r>
-              <w:rPr>
-                <w:sz w:val="20"/>
-                <w:szCs w:val="20"/>
-              </w:rPr>
-              <w:t>improved the project folder structure</w:t>
+              <w:t xml:space="preserve">Continued building the homepage by creating the Hero section and improving the project folder structure.</w:t>
+            </w:r>
+            <w:r>
+              <w:rPr>
+                <w:sz w:val="20"/>
+                <w:szCs w:val="20"/>
+              </w:rPr>
+              <w:t xml:space="preserve"/>
+            </w:r>
+            <w:r>
+              <w:rPr>
+                <w:sz w:val="20"/>
+                <w:szCs w:val="20"/>
+              </w:rPr>
+              <w:t xml:space="preserve"/>
             </w:r>
           </w:p>
         </w:tc>
@@ -4976,7 +4976,7 @@
                 <w:sz w:val="20"/>
                 <w:szCs w:val="20"/>
               </w:rPr>
-              <w:t xml:space="preserve">Developing the Hero and Featured Meals sections of the </w:t>
+              <w:t xml:space="preserve">Developing the Hero and Featured Meals sections of the Savory House website using Flexbox layouts and reusable card structures.</w:t>
             </w:r>
             <w:r>
               <w:rPr>
@@ -4985,28 +4985,28 @@
                 <w:sz w:val="20"/>
                 <w:szCs w:val="20"/>
               </w:rPr>
-              <w:t>Savory House</w:t>
-            </w:r>
-            <w:r>
-              <w:rPr>
-                <w:sz w:val="20"/>
-                <w:szCs w:val="20"/>
-              </w:rPr>
-              <w:t xml:space="preserve"> website</w:t>
-            </w:r>
-            <w:r>
-              <w:rPr>
-                <w:sz w:val="20"/>
-                <w:szCs w:val="20"/>
-              </w:rPr>
-              <w:t xml:space="preserve"> </w:t>
-            </w:r>
-            <w:r>
-              <w:rPr>
-                <w:sz w:val="20"/>
-                <w:szCs w:val="20"/>
-              </w:rPr>
-              <w:t>advanced Flexbox layouts, and professional card structuring.</w:t>
+              <w:t xml:space="preserve"/>
+            </w:r>
+            <w:r>
+              <w:rPr>
+                <w:sz w:val="20"/>
+                <w:szCs w:val="20"/>
+              </w:rPr>
+              <w:t xml:space="preserve"/>
+            </w:r>
+            <w:r>
+              <w:rPr>
+                <w:sz w:val="20"/>
+                <w:szCs w:val="20"/>
+              </w:rPr>
+              <w:t xml:space="preserve"/>
+            </w:r>
+            <w:r>
+              <w:rPr>
+                <w:sz w:val="20"/>
+                <w:szCs w:val="20"/>
+              </w:rPr>
+              <w:t xml:space="preserve"/>
             </w:r>
           </w:p>
         </w:tc>
@@ -6061,7 +6061,7 @@
                 <w:szCs w:val="18"/>
                 <w:lang w:val="en-AE"/>
               </w:rPr>
-              <w:t>d</w:t>
+              <w:t xml:space="preserve">Improved shopping cart quantities, the total price, and the navbar counter, and tested localStorage updates.</w:t>
             </w:r>
             <w:r>
               <w:rPr>
@@ -6069,7 +6069,7 @@
                 <w:szCs w:val="18"/>
                 <w:lang w:val="en-AE"/>
               </w:rPr>
-              <w:t xml:space="preserve">worked on improving the shopping cart system of the Savory House website. </w:t>
+              <w:t xml:space="preserve"/>
             </w:r>
             <w:r>
               <w:rPr>
@@ -6077,7 +6077,7 @@
                 <w:szCs w:val="18"/>
                 <w:lang w:val="en-AE"/>
               </w:rPr>
-              <w:t>By adding</w:t>
+              <w:t xml:space="preserve"/>
             </w:r>
             <w:r>
               <w:rPr>
@@ -6085,7 +6085,7 @@
                 <w:szCs w:val="18"/>
                 <w:lang w:val="en-AE"/>
               </w:rPr>
-              <w:t xml:space="preserve"> proper quantity system for products, updating the cart total, improving the cart </w:t>
+              <w:t xml:space="preserve"> </w:t>
             </w:r>
           </w:p>
         </w:tc>
@@ -6499,7 +6499,7 @@
                 <w:sz w:val="20"/>
                 <w:szCs w:val="20"/>
               </w:rPr>
-              <w:t>TOTAL NUMBER</w:t>
+              <w:t xml:space="preserve">TOTAL NUMBER OF DAYS: 29</w:t>
             </w:r>
             <w:r>
               <w:rPr>
@@ -6509,7 +6509,7 @@
                 <w:sz w:val="20"/>
                 <w:szCs w:val="20"/>
               </w:rPr>
-              <w:t xml:space="preserve"> </w:t>
+              <w:t xml:space="preserve"/>
             </w:r>
             <w:r>
               <w:rPr>
@@ -6519,7 +6519,7 @@
                 <w:sz w:val="20"/>
                 <w:szCs w:val="20"/>
               </w:rPr>
-              <w:t xml:space="preserve">OF DAYS: </w:t>
+              <w:t xml:space="preserve"> </w:t>
             </w:r>
           </w:p>
         </w:tc>
@@ -6562,7 +6562,7 @@
                 <w:sz w:val="20"/>
                 <w:szCs w:val="20"/>
               </w:rPr>
-              <w:t xml:space="preserve">TOTAL NUMBER OF HOURS: </w:t>
+              <w:t xml:space="preserve">TOTAL NUMBER OF HOURS: 152 </w:t>
             </w:r>
           </w:p>
         </w:tc>
@@ -7792,7 +7792,7 @@
                 <w:szCs w:val="18"/>
                 <w:lang w:val="en-AE"/>
               </w:rPr>
-              <w:t>The existing nonfunctional checkout button was replaced with a Continue browsing link. A short note explains that checkout and payments are outside the scope of this student project. Placeholder social links were also changed to coming-soon text, and unnecessary text was removed from the footer.</w:t>
+              <w:t xml:space="preserve">The existing nonfunctional checkout button was replaced with a Continue browsing link. Placeholder social links were also changed to coming-soon text, and unnecessary text was removed from the footer.</w:t>
             </w:r>
           </w:p>
           <w:p>
@@ -7844,7 +7844,7 @@
                 <w:szCs w:val="18"/>
                 <w:lang w:val="en-AE"/>
               </w:rPr>
-              <w:t>This work used CSS Grid, Flexbox, media queries, spacing, focus styles, HTML labels, image descriptions, and simple JavaScript DOM attributes. It showed how small changes can make an existing website easier to read</w:t>
+              <w:t xml:space="preserve">This work used CSS Grid, Flexbox, media queries, spacing, focus styles, HTML labels, image descriptions, and simple JavaScript DOM attributes. It showed how small changes can make an existing website easier to read and use.</w:t>
             </w:r>
           </w:p>
         </w:tc>
